--- a/基础代码含义说明书.docx
+++ b/基础代码含义说明书.docx
@@ -6744,7 +6744,7 @@
                 <w:sz w:val="19"/>
                 <w:szCs w:val="19"/>
               </w:rPr>
-              <w:t xml:space="preserve">.tile { z-index: 10; }              /* 数值越大越靠上 */</w:t>
+              <w:t xml:space="preserve">.tile { z-index: 10; }              /* 数值越大越靠上（只在方块层内部比较） */</w:t>
             </w:r>
           </w:p>
           <w:p>
@@ -6757,7 +6757,20 @@
                 <w:sz w:val="19"/>
                 <w:szCs w:val="19"/>
               </w:rPr>
-              <w:t xml:space="preserve">.board-overlay { z-index: 50; }     /* 浮层永远盖在方块之上 */</w:t>
+              <w:t xml:space="preserve">.tile-layer { z-index: 1; }         /* 方块层自己成为一层 */</w:t>
+            </w:r>
+          </w:p>
+          <w:p>
+            <w:pPr>
+              <w:pStyle w:val="Code"/>
+              <w:spacing w:before="0" w:after="0" w:line="240" w:lineRule="auto"/>
+            </w:pPr>
+            <w:r>
+              <w:rPr>
+                <w:sz w:val="19"/>
+                <w:szCs w:val="19"/>
+              </w:rPr>
+              <w:t xml:space="preserve">.board-overlay { z-index: 5; }      /* 浮层只要比方块层大就能盖住全部方块 */</w:t>
             </w:r>
           </w:p>
         </w:tc>
@@ -6844,6 +6857,102 @@
       <w:pPr>
         <w:spacing w:after="0" w:line="200" w:lineRule="auto"/>
       </w:pPr>
+    </w:p>
+    <w:p>
+      <w:pPr/>
+      <w:r>
+        <w:rPr>
+          <w:b/>
+          <w:bCs/>
+        </w:rPr>
+        <w:t xml:space="preserve">这里有个必须知道的概念：层叠上下文（stacking context）。</w:t>
+      </w:r>
+      <w:r>
+        <w:rPr/>
+        <w:t xml:space="preserve"> 如果一个元素自己设置了定位和 </w:t>
+      </w:r>
+      <w:r>
+        <w:rPr>
+          <w:rFonts w:ascii="Consolas" w:hAnsi="Consolas" w:eastAsia="宋体" w:cs="Consolas"/>
+          <w:shd w:val="clear" w:color="auto" w:fill="EFEFEF"/>
+        </w:rPr>
+        <w:t xml:space="preserve">z-index</w:t>
+      </w:r>
+      <w:r>
+        <w:rPr/>
+        <w:t xml:space="preserve">，它就“另起一层”，它所有子元素的 </w:t>
+      </w:r>
+      <w:r>
+        <w:rPr>
+          <w:rFonts w:ascii="Consolas" w:hAnsi="Consolas" w:eastAsia="宋体" w:cs="Consolas"/>
+          <w:shd w:val="clear" w:color="auto" w:fill="EFEFEF"/>
+        </w:rPr>
+        <w:t xml:space="preserve">z-index</w:t>
+      </w:r>
+      <w:r>
+        <w:rPr/>
+        <w:t xml:space="preserve"> 只在</w:t>
+      </w:r>
+      <w:r>
+        <w:rPr>
+          <w:b/>
+          <w:bCs/>
+        </w:rPr>
+        <w:t xml:space="preserve">这一层内部</w:t>
+      </w:r>
+      <w:r>
+        <w:rPr/>
+        <w:t xml:space="preserve">比大小，永远不可能越级盖住外面的元素。</w:t>
+      </w:r>
+    </w:p>
+    <w:p>
+      <w:pPr/>
+      <w:r>
+        <w:rPr/>
+        <w:t xml:space="preserve">在本项目里，</w:t>
+      </w:r>
+      <w:r>
+        <w:rPr>
+          <w:rFonts w:ascii="Consolas" w:hAnsi="Consolas" w:eastAsia="宋体" w:cs="Consolas"/>
+          <w:shd w:val="clear" w:color="auto" w:fill="EFEFEF"/>
+        </w:rPr>
+        <w:t xml:space="preserve">.tile-layer</w:t>
+      </w:r>
+      <w:r>
+        <w:rPr/>
+        <w:t xml:space="preserve"> 的 </w:t>
+      </w:r>
+      <w:r>
+        <w:rPr>
+          <w:rFonts w:ascii="Consolas" w:hAnsi="Consolas" w:eastAsia="宋体" w:cs="Consolas"/>
+          <w:shd w:val="clear" w:color="auto" w:fill="EFEFEF"/>
+        </w:rPr>
+        <w:t xml:space="preserve">z-index: 1</w:t>
+      </w:r>
+      <w:r>
+        <w:rPr/>
+        <w:t xml:space="preserve"> 就是干这个的：方块在里面即使涨到 783，也小于浮层的 5，所以“本局结束 / 达成 2048”的提示框永远不会被数字块盖住。</w:t>
+      </w:r>
+    </w:p>
+    <w:p>
+      <w:pPr>
+        <w:pStyle w:val="Quote"/>
+      </w:pPr>
+      <w:r>
+        <w:rPr/>
+        <w:t xml:space="preserve">常见困惑：</w:t>
+      </w:r>
+      <w:r>
+        <w:rPr>
+          <w:b/>
+          <w:bCs/>
+        </w:rPr>
+        <w:t xml:space="preserve">为什么把子元素的 `z-index` 调到 99999，还是盖不住某个元素？</w:t>
+      </w:r>
+      <w:r>
+        <w:rPr/>
+        <w:t xml:space="preserve"> 多半就是因为它们不在同一个层叠上下文里——子元素的 99999 只在自己那一层有效。</w:t>
+      </w:r>
     </w:p>
     <w:p>
       <w:pPr>
